--- a/thesis/docx/chapter05_thresholds.docx
+++ b/thesis/docx/chapter05_thresholds.docx
@@ -2576,7 +2576,7 @@
         <w:t xml:space="preserve"> </w:t>
       </w:r>
       <w:r>
-        <w:t xml:space="preserve">construction, and landed within 0.03 of the held-out mean. The published figure was the outlier all</w:t>
+        <w:t xml:space="preserve">construction, and landed 0.031 from the held-out mean. The published figure was the outlier all</w:t>
       </w:r>
       <w:r>
         <w:t xml:space="preserve"> </w:t>

--- a/thesis/docx/chapter05_thresholds.docx
+++ b/thesis/docx/chapter05_thresholds.docx
@@ -231,7 +231,7 @@
         <w:t xml:space="preserve"> </w:t>
       </w:r>
       <w:r>
-        <w:t xml:space="preserve">no compound can belong to twice. Recomputing the assignment from</w:t>
+        <w:t xml:space="preserve">no compound can belong to twice. Recomputing the assignment directly from</w:t>
       </w:r>
       <w:r>
         <w:t xml:space="preserve"> </w:t>
@@ -246,7 +246,7 @@
         <w:t xml:space="preserve"> </w:t>
       </w:r>
       <w:r>
-        <w:t xml:space="preserve">during this session gives:</w:t>
+        <w:t xml:space="preserve">gives:</w:t>
       </w:r>
     </w:p>
     <w:tbl>
@@ -2250,6 +2250,68 @@
     <w:p>
       <w:pPr>
         <w:pStyle w:val="FirstParagraph"/>
+      </w:pPr>
+      <w:r>
+        <w:t xml:space="preserve">The defect described in section 5.8 has been corrected at the source:</w:t>
+      </w:r>
+      <w:r>
+        <w:t xml:space="preserve"> </w:t>
+      </w:r>
+      <w:r>
+        <w:rPr>
+          <w:rStyle w:val="VerbatimChar"/>
+        </w:rPr>
+        <w:t xml:space="preserve">models_rf/binder_modes.json</w:t>
+      </w:r>
+      <w:r>
+        <w:t xml:space="preserve"> </w:t>
+      </w:r>
+      <w:r>
+        <w:t xml:space="preserve">now stores the held-out figure on all 47 deployed endpoints, and</w:t>
+      </w:r>
+      <w:r>
+        <w:t xml:space="preserve"> </w:t>
+      </w:r>
+      <w:r>
+        <w:rPr>
+          <w:rStyle w:val="VerbatimChar"/>
+        </w:rPr>
+        <w:t xml:space="preserve">sensitivity_reconciliation.csv</w:t>
+      </w:r>
+      <w:r>
+        <w:t xml:space="preserve"> </w:t>
+      </w:r>
+      <w:r>
+        <w:t xml:space="preserve">reports a gap of exactly zero across the panel. The fix was made in the script that computes the</w:t>
+      </w:r>
+      <w:r>
+        <w:t xml:space="preserve"> </w:t>
+      </w:r>
+      <w:r>
+        <w:t xml:space="preserve">figure rather than by patching the stored value, because the same correction had been applied once</w:t>
+      </w:r>
+      <w:r>
+        <w:t xml:space="preserve"> </w:t>
+      </w:r>
+      <w:r>
+        <w:t xml:space="preserve">before by hand, reaching a mean of 0.7513, and was then silently undone the next time the calibration</w:t>
+      </w:r>
+      <w:r>
+        <w:t xml:space="preserve"> </w:t>
+      </w:r>
+      <w:r>
+        <w:t xml:space="preserve">stage ran. Section 5.8 is retained as the record of how the defect was found; the figures below are</w:t>
+      </w:r>
+      <w:r>
+        <w:t xml:space="preserve"> </w:t>
+      </w:r>
+      <w:r>
+        <w:t xml:space="preserve">the current, published ones.</w:t>
+      </w:r>
+    </w:p>
+    <w:p>
+      <w:pPr>
+        <w:pStyle w:val="BodyText"/>
       </w:pPr>
       <w:r>
         <w:t xml:space="preserve">Measured on held-out actives only, across the 47 deployed binder endpoints:</w:t>
